--- a/중국어_대화문/3부_docx/3부_10화_가오밍저의_희생.docx
+++ b/중국어_대화문/3부_docx/3부_10화_가오밍저의_희생.docx
@@ -18,7 +18,7 @@
         <w:t>등장인물:</w:t>
       </w:r>
       <w:r>
-        <w:t xml:space="preserve"> 가오밍저 高明哲(33세, 北原正衡律师事务所 변호사) / 선즈위안 沈知远(33세, 칭허현 현위상무위원·상무부현장) / 샤오완 小婉(31세, 가오밍저의 아내) / 팡 주임 方主任(60세, 北原正衡律师事务所 주임) / 리위퉁 李雨桐(28세, 선즈위안의 실무 참모) / 메이뤄란 梅若兰(72세, 전 변호사협회 비서장) / 넨녠 念念(3세, 가오밍저의 딸) / 쉬 처장 许处长(41세, 북원성 기율감찰 조사팀 팀장) / 커팅웨 柯庭岳(57세, 북원성 정법위 서기)</w:t>
+        <w:t xml:space="preserve"> 가오밍저 高明哲(33세, 北原正衡律师事务所 변호사) / 선즈위안 沈知远(33세, 칭허현 현위상무위원·상무부현장) / 샤오완 小婉(31세, 가오밍저의 아내) / 팡 주임 方主任(60세, 北原正衡律师事务所 주임) / 리위퉁 李雨桐(28세, 선즈위안의 실무 참모) / 메이뤄란 梅若兰(71세, 전 변호사협회 비서장) / 넨녠 念念(3세, 가오밍저의 딸) / 쉬 처장 许处长(41세, 북원성 기율감찰 조사팀 팀장) / 커팅웨 柯庭岳(57세, 북원성 정법위 서기)</w:t>
       </w:r>
     </w:p>
     <w:p>
@@ -578,7 +578,7 @@
         <w:t>李雨桐:</w:t>
       </w:r>
       <w:r>
-        <w:t xml:space="preserve"> 有。上周财政局的刘局长，主动把十年前的老账搬到您桌上，说是“怕您查起来麻烦”。</w:t>
+        <w:t xml:space="preserve"> 有。上周财政局的秦局长，主动把十年前的老账搬到您桌上，说是“怕您查起来麻烦”。</w:t>
       </w:r>
     </w:p>
     <w:p>
@@ -1108,7 +1108,7 @@
         <w:t>梅若兰:</w:t>
       </w:r>
       <w:r>
-        <w:t xml:space="preserve"> 小沈昨晚来过电话，该说的他说了，不该说的他一个字也没说。我活了七十二年，只问一件事：你把它交给我，是想让我保管，还是想让我替你做决定？</w:t>
+        <w:t xml:space="preserve"> 小沈昨晚来过电话，该说的他说了，不该说的他一个字也没说。我活了七十一年，只问一件事：你把它交给我，是想让我保管，还是想让我替你做决定？</w:t>
       </w:r>
     </w:p>
     <w:p>
